--- a/companies/hollowell-ip/Engagements/Middleton, Sullivan and Wiley/Meeting Minutes 2020-08-21 - Middleton, Sullivan and Wiley.docx
+++ b/companies/hollowell-ip/Engagements/Middleton, Sullivan and Wiley/Meeting Minutes 2020-08-21 - Middleton, Sullivan and Wiley.docx
@@ -4,20 +4,20 @@
   <w:body>
     <w:p>
       <w:pPr>
-        <w:pStyle w:val="Heading2"/>
+        <w:pStyle w:val="Heading1"/>
       </w:pPr>
       <w:r>
-        <w:t>Working Session — Freedom-to-Operate Analysis for Middleton, Sullivan and Wiley</w:t>
+        <w:t>Minutes of Working Session</w:t>
       </w:r>
     </w:p>
     <w:p>
       <w:r>
-        <w:t>Minutes taken by Heather Munoz. This was a working review of where the analysis stands and what it needs next. No conclusion on risk was reached or reported, and none will be until the reading behind it is complete.</w:t>
+        <w:t>Freedom-to-Operate Analysis for Middleton, Sullivan and Wiley. Held by video conference. Recorded by Heather Munoz.</w:t>
       </w:r>
     </w:p>
     <w:p>
       <w:pPr>
-        <w:pStyle w:val="Heading3"/>
+        <w:pStyle w:val="Heading2"/>
       </w:pPr>
       <w:r>
         <w:t>Attendees</w:t>
@@ -28,7 +28,15 @@
         <w:pStyle w:val="ListBullet"/>
       </w:pPr>
       <w:r>
-        <w:t>Heather Munoz, Partner, Hollowell Patent Group</w:t>
+        <w:t>Barbara Blair, Director of Operations, Middleton, Sullivan and Wiley</w:t>
+      </w:r>
+    </w:p>
+    <w:p>
+      <w:pPr>
+        <w:pStyle w:val="ListBullet"/>
+      </w:pPr>
+      <w:r>
+        <w:t>Heather Munoz, Partner</w:t>
       </w:r>
     </w:p>
     <w:p>
@@ -49,80 +57,76 @@
     </w:p>
     <w:p>
       <w:pPr>
-        <w:pStyle w:val="ListBullet"/>
+        <w:pStyle w:val="Heading2"/>
       </w:pPr>
       <w:r>
-        <w:t>Barbara Blair, Director of Operations, Middleton, Sullivan and Wiley</w:t>
+        <w:t>Outcome</w:t>
+      </w:r>
+    </w:p>
+    <w:p>
+      <w:r>
+        <w:t>Screening is complete. The meeting agreed the short list of third-party patents that will go to full claim review, and the order in which they will be reviewed. No change to scope was requested.</w:t>
       </w:r>
     </w:p>
     <w:p>
       <w:pPr>
-        <w:pStyle w:val="Heading3"/>
+        <w:pStyle w:val="Heading2"/>
       </w:pPr>
       <w:r>
-        <w:t>Scope</w:t>
+        <w:t>Discussion</w:t>
       </w:r>
     </w:p>
     <w:p>
       <w:r>
-        <w:t>The flagged features still match what Middleton, Sullivan and Wiley is taking to market, with two exceptions. Two features in the descriptions are drawn loosely enough that we cannot search them cleanly. Barbara Blair will confirm the current wording on both, so the scope stays tied to the real product and not to a paraphrase of it. Richard Henderson flagged both; they read as marketing language rather than the technical description a search needs.</w:t>
+        <w:t>1. Screening results. Richard Henderson reported that most search results were set aside at the abstract or independent-claim stage. Those that remain are grouped by patent family on the short list.</w:t>
       </w:r>
     </w:p>
     <w:p>
       <w:r>
-        <w:t>We confirmed again that the analysis covers the United States only. Markets outside it are not in scope, and we would price that work separately before starting it. Barbara Blair raised no change on that point.</w:t>
+        <w:t>Barbara Blair asked how a patent earns a place on the list. Richard Henderson explained that it stays on if any claim could be read on a feature of the product as described. A place on the list says nothing yet about risk.</w:t>
+      </w:r>
+    </w:p>
+    <w:p>
+      <w:r>
+        <w:t>2. Product description. Barbara Blair confirmed that the description used for screening matches the current design. She will tell us of any change to a short-listed feature while the claim review is open.</w:t>
+      </w:r>
+    </w:p>
+    <w:p>
+      <w:r>
+        <w:t>3. Pending applications. Kelly Snyder explained that a published application cannot be cleared the way an issued patent can, because its claims may still change before grant. Each pending application of interest will go on a watch list, with status checks entered on the docket.</w:t>
+      </w:r>
+    </w:p>
+    <w:p>
+      <w:r>
+        <w:t>4. File histories. Kelly Snyder will obtain the prosecution record for every short-listed patent. Amendments and arguments made to the examiner can narrow how a claim is read, and the charts must reflect them.</w:t>
+      </w:r>
+    </w:p>
+    <w:p>
+      <w:r>
+        <w:t>5. Form of the opinion. Barbara Blair asked whether the result could be a plain yes or no for each patent. Heather Munoz explained that the memorandum will give a view on each patent with the reasoning behind it, and that each view will be qualified.</w:t>
+      </w:r>
+    </w:p>
+    <w:p>
+      <w:r>
+        <w:t>The memorandum will be marked privileged. Heather Munoz asked that its circulation within Middleton, Sullivan and Wiley be limited to the people who will act on it.</w:t>
+      </w:r>
+    </w:p>
+    <w:p>
+      <w:r>
+        <w:t>6. Order of review. Richard Henderson proposed charting first the families whose claims track the product most closely. Barbara Blair agreed. Families near the end of their term will be charted last.</w:t>
+      </w:r>
+    </w:p>
+    <w:p>
+      <w:r>
+        <w:t>7. Time and cost. Kelly Snyder noted that the file histories of the older families are long, and that reading them is the main variable in the time estimate. She will report if that begins to press on the budget.</w:t>
       </w:r>
     </w:p>
     <w:p>
       <w:pPr>
-        <w:pStyle w:val="Heading3"/>
+        <w:pStyle w:val="Heading2"/>
       </w:pPr>
       <w:r>
-        <w:t>Search coverage</w:t>
-      </w:r>
-    </w:p>
-    <w:p>
-      <w:r>
-        <w:t>The United States searches on the priority families are substantially complete. Kelly Snyder ran them to the scope we set and is keeping the reference set current as later searches add to it. A small number of classes remain to run, and Kelly Snyder expects to clear those shortly.</w:t>
-      </w:r>
-    </w:p>
-    <w:p>
-      <w:r>
-        <w:t>The reference set is close to stable, which is the point at which reading can begin in earnest. Richard Henderson has started charting the first family, element by element, against the product descriptions. He noted several references that sit close to the claims; those come to me for a careful read rather than a quick characterization. Close here has a plain meaning: the reference reads on enough elements of a claim that whether it reads on all of them is a real question, not a formality.</w:t>
-      </w:r>
-    </w:p>
-    <w:p>
-      <w:pPr>
-        <w:pStyle w:val="Heading3"/>
-      </w:pPr>
-      <w:r>
-        <w:t>How conclusions are handled</w:t>
-      </w:r>
-    </w:p>
-    <w:p>
-      <w:r>
-        <w:t>One rule was restated for the record. Anything in the charts that touches infringement or validity comes to me, and neither Richard Henderson nor Kelly Snyder characterizes it on their own. Nothing that reads as a view on risk will reach Middleton, Sullivan and Wiley before the searching behind it is done and I have reviewed it. The reason is practical: an answer that runs ahead of the searching can change once the searching catches up, and a client is better served by one answer that holds than by two that do not agree.</w:t>
-      </w:r>
-    </w:p>
-    <w:p>
-      <w:pPr>
-        <w:pStyle w:val="Heading3"/>
-      </w:pPr>
-      <w:r>
-        <w:t>Docket</w:t>
-      </w:r>
-    </w:p>
-    <w:p>
-      <w:r>
-        <w:t>The docket is current. Every date and reference tied to this matter is in the engagement file, which Kelly Snyder owns, and nothing is being tracked in private notes. Barbara Blair asked how she would see progress between sessions; a short written update will go to her against the docket number rather than as a separate report. Barbara Blair will get the docket number with the first of those updates, so she can file our correspondence against it on her side.</w:t>
-      </w:r>
-    </w:p>
-    <w:p>
-      <w:pPr>
-        <w:pStyle w:val="Heading3"/>
-      </w:pPr>
-      <w:r>
-        <w:t>Action items</w:t>
+        <w:t>Action Items</w:t>
       </w:r>
     </w:p>
     <w:tbl>
@@ -132,13 +136,27 @@
         <w:tblLook w:firstColumn="1" w:firstRow="1" w:lastColumn="0" w:lastRow="0" w:noHBand="0" w:noVBand="1" w:val="04A0"/>
       </w:tblPr>
       <w:tblGrid>
-        <w:gridCol w:w="4320"/>
-        <w:gridCol w:w="4320"/>
+        <w:gridCol w:w="2880"/>
+        <w:gridCol w:w="2880"/>
+        <w:gridCol w:w="2880"/>
       </w:tblGrid>
       <w:tr>
         <w:tc>
           <w:tcPr>
-            <w:tcW w:type="dxa" w:w="4320"/>
+            <w:tcW w:type="dxa" w:w="2880"/>
+          </w:tcPr>
+          <w:p>
+            <w:r>
+              <w:rPr>
+                <w:b/>
+              </w:rPr>
+              <w:t>No.</w:t>
+            </w:r>
+          </w:p>
+        </w:tc>
+        <w:tc>
+          <w:tcPr>
+            <w:tcW w:type="dxa" w:w="2880"/>
           </w:tcPr>
           <w:p>
             <w:r>
@@ -151,7 +169,7 @@
         </w:tc>
         <w:tc>
           <w:tcPr>
-            <w:tcW w:type="dxa" w:w="4320"/>
+            <w:tcW w:type="dxa" w:w="2880"/>
           </w:tcPr>
           <w:p>
             <w:r>
@@ -166,17 +184,123 @@
       <w:tr>
         <w:tc>
           <w:tcPr>
-            <w:tcW w:type="dxa" w:w="4320"/>
+            <w:tcW w:type="dxa" w:w="2880"/>
           </w:tcPr>
           <w:p>
             <w:r>
-              <w:t>Confirm the current wording of the two loosely drawn features</w:t>
+              <w:t>1</w:t>
             </w:r>
           </w:p>
         </w:tc>
         <w:tc>
           <w:tcPr>
-            <w:tcW w:type="dxa" w:w="4320"/>
+            <w:tcW w:type="dxa" w:w="2880"/>
+          </w:tcPr>
+          <w:p>
+            <w:r>
+              <w:t>Circulate the short list, with a note on each patent family</w:t>
+            </w:r>
+          </w:p>
+        </w:tc>
+        <w:tc>
+          <w:tcPr>
+            <w:tcW w:type="dxa" w:w="2880"/>
+          </w:tcPr>
+          <w:p>
+            <w:r>
+              <w:t>Richard Henderson</w:t>
+            </w:r>
+          </w:p>
+        </w:tc>
+      </w:tr>
+      <w:tr>
+        <w:tc>
+          <w:tcPr>
+            <w:tcW w:type="dxa" w:w="2880"/>
+          </w:tcPr>
+          <w:p>
+            <w:r>
+              <w:t>2</w:t>
+            </w:r>
+          </w:p>
+        </w:tc>
+        <w:tc>
+          <w:tcPr>
+            <w:tcW w:type="dxa" w:w="2880"/>
+          </w:tcPr>
+          <w:p>
+            <w:r>
+              <w:t>Obtain the file history for every short-listed patent</w:t>
+            </w:r>
+          </w:p>
+        </w:tc>
+        <w:tc>
+          <w:tcPr>
+            <w:tcW w:type="dxa" w:w="2880"/>
+          </w:tcPr>
+          <w:p>
+            <w:r>
+              <w:t>Kelly Snyder</w:t>
+            </w:r>
+          </w:p>
+        </w:tc>
+      </w:tr>
+      <w:tr>
+        <w:tc>
+          <w:tcPr>
+            <w:tcW w:type="dxa" w:w="2880"/>
+          </w:tcPr>
+          <w:p>
+            <w:r>
+              <w:t>3</w:t>
+            </w:r>
+          </w:p>
+        </w:tc>
+        <w:tc>
+          <w:tcPr>
+            <w:tcW w:type="dxa" w:w="2880"/>
+          </w:tcPr>
+          <w:p>
+            <w:r>
+              <w:t>Set up the watch list of pending applications and enter docket status checks</w:t>
+            </w:r>
+          </w:p>
+        </w:tc>
+        <w:tc>
+          <w:tcPr>
+            <w:tcW w:type="dxa" w:w="2880"/>
+          </w:tcPr>
+          <w:p>
+            <w:r>
+              <w:t>Kelly Snyder</w:t>
+            </w:r>
+          </w:p>
+        </w:tc>
+      </w:tr>
+      <w:tr>
+        <w:tc>
+          <w:tcPr>
+            <w:tcW w:type="dxa" w:w="2880"/>
+          </w:tcPr>
+          <w:p>
+            <w:r>
+              <w:t>4</w:t>
+            </w:r>
+          </w:p>
+        </w:tc>
+        <w:tc>
+          <w:tcPr>
+            <w:tcW w:type="dxa" w:w="2880"/>
+          </w:tcPr>
+          <w:p>
+            <w:r>
+              <w:t>Report any design change that affects a short-listed feature</w:t>
+            </w:r>
+          </w:p>
+        </w:tc>
+        <w:tc>
+          <w:tcPr>
+            <w:tcW w:type="dxa" w:w="2880"/>
           </w:tcPr>
           <w:p>
             <w:r>
@@ -188,39 +312,27 @@
       <w:tr>
         <w:tc>
           <w:tcPr>
-            <w:tcW w:type="dxa" w:w="4320"/>
+            <w:tcW w:type="dxa" w:w="2880"/>
           </w:tcPr>
           <w:p>
             <w:r>
-              <w:t>Finish the remaining class searches on the priority families</w:t>
+              <w:t>5</w:t>
             </w:r>
           </w:p>
         </w:tc>
         <w:tc>
           <w:tcPr>
-            <w:tcW w:type="dxa" w:w="4320"/>
+            <w:tcW w:type="dxa" w:w="2880"/>
           </w:tcPr>
           <w:p>
             <w:r>
-              <w:t>Kelly Snyder</w:t>
-            </w:r>
-          </w:p>
-        </w:tc>
-      </w:tr>
-      <w:tr>
-        <w:tc>
-          <w:tcPr>
-            <w:tcW w:type="dxa" w:w="4320"/>
-          </w:tcPr>
-          <w:p>
-            <w:r>
-              <w:t>Continue charting the first family and route close references for review</w:t>
+              <w:t>Begin claim charts, starting with the families ranked first</w:t>
             </w:r>
           </w:p>
         </w:tc>
         <w:tc>
           <w:tcPr>
-            <w:tcW w:type="dxa" w:w="4320"/>
+            <w:tcW w:type="dxa" w:w="2880"/>
           </w:tcPr>
           <w:p>
             <w:r>
@@ -232,17 +344,27 @@
       <w:tr>
         <w:tc>
           <w:tcPr>
-            <w:tcW w:type="dxa" w:w="4320"/>
+            <w:tcW w:type="dxa" w:w="2880"/>
           </w:tcPr>
           <w:p>
             <w:r>
-              <w:t>Review the first family's charts and the close references</w:t>
+              <w:t>6</w:t>
             </w:r>
           </w:p>
         </w:tc>
         <w:tc>
           <w:tcPr>
-            <w:tcW w:type="dxa" w:w="4320"/>
+            <w:tcW w:type="dxa" w:w="2880"/>
+          </w:tcPr>
+          <w:p>
+            <w:r>
+              <w:t>Review the first claim charts before they go to the client</w:t>
+            </w:r>
+          </w:p>
+        </w:tc>
+        <w:tc>
+          <w:tcPr>
+            <w:tcW w:type="dxa" w:w="2880"/>
           </w:tcPr>
           <w:p>
             <w:r>
@@ -252,6 +374,11 @@
         </w:tc>
       </w:tr>
     </w:tbl>
+    <w:p>
+      <w:r>
+        <w:t>Updates between sessions will go to Barbara Blair on the existing email thread for the matter. The next session will be set once the first group of claim charts has been reviewed.</w:t>
+      </w:r>
+    </w:p>
     <w:sectPr>
       <w:headerReference w:type="first" r:id="rId9"/>
       <w:headerReference w:type="default" r:id="rId10"/>
